--- a/docs/demo/output/document-skills/report-writing/fixed-cohort-reproducibility-memo.docx
+++ b/docs/demo/output/document-skills/report-writing/fixed-cohort-reproducibility-memo.docx
@@ -1049,7 +1049,7 @@
           <w:color w:val="000000"/>
           <w:sz w:val="21"/>
         </w:rPr>
-        <w:t>全部项目通过说明当前展示数据、结果摘要和文件路径可以相互对应。它不能证明没有数据错误、模型设定正确或结论可用于真实医学决策。正式分析仍需从项目根运行既定总脚本，扫描完整输出并检查模型假设、异常记录和数字消费者；任何关键数字变化都应回到生成结果的脚本，再同步更新结果文件、表图、论文、报告和演示文稿。</w:t>
+        <w:t>全部项目通过说明当前展示数据、结果摘要和文件路径可以相互对应。它不能证明没有数据错误、模型设定正确或结论可用于真实医学决策。正式分析仍需从项目根运行既定总脚本，扫描完整输出并检查模型假设、异常记录和实际使用这些数字的文件；任何关键数字变化都应回到生成结果的脚本，再同步更新结果文件、表图、论文、报告和演示文稿。</w:t>
       </w:r>
     </w:p>
     <w:sectPr>
